--- a/backend/samples/curated/cv.docx
+++ b/backend/samples/curated/cv.docx
@@ -26,7 +26,7 @@
     </w:p>
     <w:p>
       <w:r>
-        <w:t>Valencia, Spain | nuria.calvo@example.com | +34 600 000 142 | github.com/nuria-calvo-example | linkedin.com/in/nuria-calvo-example</w:t>
+        <w:t>Valencia, Spain | nuria.calvo@example.com | +34 600 000 142 | github.com/nuria-calvo-example | linkedin.com/in/nuriacalvo</w:t>
       </w:r>
     </w:p>
     <w:p>
